--- a/downloads/documents/05 Materials/Unit 02/Slides/Slides 02.08 - Paycheck Detective.docx
+++ b/downloads/documents/05 Materials/Unit 02/Slides/Slides 02.08 - Paycheck Detective.docx
@@ -813,7 +813,7 @@
     <w:sectPr>
       <w:headerReference w:type="default" r:id="rId9"/>
       <w:pgSz w:w="12240" w:h="15840"/>
-      <w:pgMar w:top="1440" w:bottom="1440" w:left="1440" w:right="1440" w:header="504"/>
+      <w:pgMar w:top="1296" w:bottom="1296" w:left="1296" w:right="1296" w:header="504"/>
     </w:sectPr>
   </w:body>
 </w:document>

--- a/downloads/documents/05 Materials/Unit 02/Slides/Slides 02.08 - Paycheck Detective.docx
+++ b/downloads/documents/05 Materials/Unit 02/Slides/Slides 02.08 - Paycheck Detective.docx
@@ -6,9 +6,9 @@
       <w:pPr>
         <w:pStyle w:val="Heading1"/>
       </w:pPr>
-      <w:bookmarkStart w:id="20" w:name="slides-02.08-paycheck-detective"/>
-      <w:r>
-        <w:t xml:space="preserve">Slides 02.08: Paycheck Detective</w:t>
+      <w:bookmarkStart w:id="20" w:name="slides-2.08-paycheck-detective"/>
+      <w:r>
+        <w:t xml:space="preserve">Slides 2.08: Paycheck Detective</w:t>
       </w:r>
       <w:bookmarkEnd w:id="20"/>
     </w:p>
